--- a/public/static/programme_template.docx
+++ b/public/static/programme_template.docx
@@ -641,7 +641,7 @@
                 <w:sz w:val="24"/>
                 <w:szCs w:val="24"/>
               </w:rPr>
-              <w:t>Charles Ochom</w:t>
+              <w:t>{{coord.name}}</w:t>
             </w:r>
           </w:p>
         </w:tc>
@@ -751,7 +751,7 @@
                 <w:sz w:val="24"/>
                 <w:szCs w:val="24"/>
               </w:rPr>
-              <w:t>0772063030</w:t>
+              <w:t>{{coord.phone}}</w:t>
             </w:r>
           </w:p>
         </w:tc>
@@ -949,7 +949,7 @@
                 <w:sz w:val="24"/>
                 <w:szCs w:val="24"/>
               </w:rPr>
-              <w:t>Charles.Ochom@heifer.org</w:t>
+              <w:t>{{coord.email}}</w:t>
             </w:r>
           </w:p>
         </w:tc>
@@ -1461,6 +1461,27 @@
       <w:r/>
       <w:proofErr w:type="gramEnd"/>
       <w:r/>
+    </w:p>
+    <w:p>
+      <w:pPr>
+        <w:spacing w:after="120" w:line="276" w:lineRule="auto"/>
+        <w:jc w:val="both"/>
+        <w:rPr>
+          <w:rFonts w:ascii="Gill Sans MT" w:hAnsi="Gill Sans MT"/>
+          <w:color w:val="141413"/>
+          <w:sz w:val="24"/>
+          <w:szCs w:val="24"/>
+        </w:rPr>
+      </w:pPr>
+      <w:r>
+        <w:rPr>
+          <w:rFonts w:ascii="Gill Sans MT" w:hAnsi="Gill Sans MT"/>
+          <w:color w:val="141413"/>
+          <w:sz w:val="24"/>
+          <w:szCs w:val="24"/>
+        </w:rPr>
+        <w:t xml:space="preserve">{{narr.ai_summary}}</w:t>
+      </w:r>
     </w:p>
     <w:p>
       <w:pPr>
